--- a/MMI_submission_package/IJDSA_R1/Response_to_Reviewers_IJDSA_R1.docx
+++ b/MMI_submission_package/IJDSA_R1/Response_to_Reviewers_IJDSA_R1.docx
@@ -23,7 +23,9 @@
           <w:i/>
           <w:sz w:val="19"/>
         </w:rPr>
-        <w:t>Multi-Modal Machine Learning Framework for State-Level Dengue Outbreak Prediction in India</w:t>
+        <w:t>Apparent Machine Learning Skill in Indian Dengue Forecasting Vanishes Under Leakage-Free Within-State Evaluation</w:t>
+        <w:br/>
+        <w:t>(submitted as “Multi-Modal Machine Learning Framework for State-Level Dengue Outbreak Prediction in India”)</w:t>
         <w:br/>
         <w:t>International Journal of Data Science and Analytics — Submission ID 9abb84c1-1d65-44de-916a-fc708a733fe8</w:t>
       </w:r>
@@ -1770,6 +1772,17 @@
         <w:rPr>
           <w:sz w:val="19"/>
         </w:rPr>
+        <w:t>The title has changed to match the revised content, from “Multi-Modal Machine Learning Framework for State-Level Dengue Outbreak Prediction in India” to “Apparent Machine Learning Skill in Indian Dengue Forecasting Vanishes Under Leakage-Free Within-State Evaluation”. The original title promised a predictive framework the authenticated data do not support.</w:t>
+      </w:r>
+    </w:p>
+    <w:p>
+      <w:pPr>
+        <w:pStyle w:val="ListBullet"/>
+      </w:pPr>
+      <w:r>
+        <w:rPr>
+          <w:sz w:val="19"/>
+        </w:rPr>
         <w:t>Both a clean and a tracked-changes manuscript file are supplied.</w:t>
       </w:r>
     </w:p>
